--- a/DOCX/TaiLieuPhanTich/04_Phan_tich_quy_trinh_As_Is.docx
+++ b/DOCX/TaiLieuPhanTich/04_Phan_tich_quy_trinh_As_Is.docx
@@ -4,26 +4,17 @@
   <w:body>
     <w:p>
       <w:pPr>
-        <w:spacing w:after="120"/>
-        <w:jc w:val="center"/>
-        <w:rPr>
-          <w:rFonts w:cs="Times New Roman"/>
-          <w:sz w:val="26"/>
-          <w:szCs w:val="26"/>
-        </w:rPr>
+        <w:pStyle w:val="Heading1"/>
+        <w:spacing w:before="0" w:after="0" w:line="360" w:lineRule="auto"/>
       </w:pPr>
       <w:r>
-        <w:rPr>
-          <w:rFonts w:cs="Times New Roman"/>
-          <w:sz w:val="26"/>
-          <w:szCs w:val="26"/>
-        </w:rPr>
         <w:t>IV. PHÂN TÍCH QUY TRÌNH NGHIỆP VỤ HIỆN TẠI (AS-IS)</w:t>
       </w:r>
     </w:p>
     <w:p>
       <w:pPr>
         <w:pStyle w:val="Heading2"/>
+        <w:spacing w:before="0" w:after="0" w:line="360" w:lineRule="auto"/>
       </w:pPr>
       <w:r>
         <w:t xml:space="preserve">4.1. </w:t>
@@ -60,7 +51,7 @@
     </w:p>
     <w:p>
       <w:pPr>
-        <w:spacing w:after="120"/>
+        <w:spacing w:after="0" w:line="360" w:lineRule="auto"/>
         <w:jc w:val="both"/>
         <w:rPr>
           <w:rFonts w:cs="Times New Roman"/>
@@ -1002,7 +993,24 @@
           <w:sz w:val="26"/>
           <w:szCs w:val="26"/>
         </w:rPr>
-        <w:t xml:space="preserve"> – </w:t>
+        <w:t xml:space="preserve"> </w:t>
+      </w:r>
+      <w:r>
+        <w:rPr>
+          <w:rFonts w:cs="Times New Roman"/>
+          <w:sz w:val="26"/>
+          <w:szCs w:val="26"/>
+          <w:lang w:val="vi-VN"/>
+        </w:rPr>
+        <w:t>-</w:t>
+      </w:r>
+      <w:r>
+        <w:rPr>
+          <w:rFonts w:cs="Times New Roman"/>
+          <w:sz w:val="26"/>
+          <w:szCs w:val="26"/>
+        </w:rPr>
+        <w:t xml:space="preserve"> </w:t>
       </w:r>
       <w:proofErr w:type="spellStart"/>
       <w:r>
@@ -1187,7 +1195,7 @@
     </w:p>
     <w:p>
       <w:pPr>
-        <w:spacing w:after="120"/>
+        <w:spacing w:after="0" w:line="360" w:lineRule="auto"/>
         <w:jc w:val="both"/>
         <w:rPr>
           <w:rFonts w:cs="Times New Roman"/>
@@ -1803,6 +1811,7 @@
     <w:p>
       <w:pPr>
         <w:pStyle w:val="Heading2"/>
+        <w:spacing w:before="0" w:after="0" w:line="360" w:lineRule="auto"/>
       </w:pPr>
       <w:r>
         <w:t xml:space="preserve">4.2. </w:t>
@@ -1855,7 +1864,7 @@
     </w:p>
     <w:p>
       <w:pPr>
-        <w:spacing w:after="120"/>
+        <w:spacing w:after="0" w:line="360" w:lineRule="auto"/>
         <w:jc w:val="both"/>
         <w:rPr>
           <w:rFonts w:cs="Times New Roman"/>
@@ -2666,7 +2675,7 @@
     </w:p>
     <w:p>
       <w:pPr>
-        <w:spacing w:after="120"/>
+        <w:spacing w:after="0" w:line="360" w:lineRule="auto"/>
         <w:jc w:val="both"/>
         <w:rPr>
           <w:rFonts w:cs="Times New Roman"/>
@@ -3585,7 +3594,7 @@
     </w:p>
     <w:p>
       <w:pPr>
-        <w:spacing w:after="120"/>
+        <w:spacing w:after="0" w:line="360" w:lineRule="auto"/>
         <w:jc w:val="both"/>
         <w:rPr>
           <w:rFonts w:cs="Times New Roman"/>
@@ -4095,341 +4104,6 @@
           <w:szCs w:val="26"/>
         </w:rPr>
         <w:t>nhận</w:t>
-      </w:r>
-      <w:proofErr w:type="spellEnd"/>
-      <w:r>
-        <w:rPr>
-          <w:rFonts w:cs="Times New Roman"/>
-          <w:sz w:val="26"/>
-          <w:szCs w:val="26"/>
-        </w:rPr>
-        <w:t>.</w:t>
-      </w:r>
-    </w:p>
-    <w:p>
-      <w:pPr>
-        <w:spacing w:after="120"/>
-        <w:jc w:val="both"/>
-        <w:rPr>
-          <w:rFonts w:cs="Times New Roman"/>
-          <w:sz w:val="26"/>
-          <w:szCs w:val="26"/>
-        </w:rPr>
-      </w:pPr>
-      <w:proofErr w:type="spellStart"/>
-      <w:r>
-        <w:rPr>
-          <w:rFonts w:cs="Times New Roman"/>
-          <w:sz w:val="26"/>
-          <w:szCs w:val="26"/>
-        </w:rPr>
-        <w:t>Không</w:t>
-      </w:r>
-      <w:proofErr w:type="spellEnd"/>
-      <w:r>
-        <w:rPr>
-          <w:rFonts w:cs="Times New Roman"/>
-          <w:sz w:val="26"/>
-          <w:szCs w:val="26"/>
-        </w:rPr>
-        <w:t xml:space="preserve"> </w:t>
-      </w:r>
-      <w:proofErr w:type="spellStart"/>
-      <w:r>
-        <w:rPr>
-          <w:rFonts w:cs="Times New Roman"/>
-          <w:sz w:val="26"/>
-          <w:szCs w:val="26"/>
-        </w:rPr>
-        <w:t>nên</w:t>
-      </w:r>
-      <w:proofErr w:type="spellEnd"/>
-      <w:r>
-        <w:rPr>
-          <w:rFonts w:cs="Times New Roman"/>
-          <w:sz w:val="26"/>
-          <w:szCs w:val="26"/>
-        </w:rPr>
-        <w:t xml:space="preserve"> </w:t>
-      </w:r>
-      <w:proofErr w:type="spellStart"/>
-      <w:r>
-        <w:rPr>
-          <w:rFonts w:cs="Times New Roman"/>
-          <w:sz w:val="26"/>
-          <w:szCs w:val="26"/>
-        </w:rPr>
-        <w:t>ghi</w:t>
-      </w:r>
-      <w:proofErr w:type="spellEnd"/>
-      <w:r>
-        <w:rPr>
-          <w:rFonts w:cs="Times New Roman"/>
-          <w:sz w:val="26"/>
-          <w:szCs w:val="26"/>
-        </w:rPr>
-        <w:t xml:space="preserve"> </w:t>
-      </w:r>
-      <w:proofErr w:type="spellStart"/>
-      <w:r>
-        <w:rPr>
-          <w:rFonts w:cs="Times New Roman"/>
-          <w:sz w:val="26"/>
-          <w:szCs w:val="26"/>
-        </w:rPr>
-        <w:t>rằng</w:t>
-      </w:r>
-      <w:proofErr w:type="spellEnd"/>
-      <w:r>
-        <w:rPr>
-          <w:rFonts w:cs="Times New Roman"/>
-          <w:sz w:val="26"/>
-          <w:szCs w:val="26"/>
-        </w:rPr>
-        <w:t xml:space="preserve"> </w:t>
-      </w:r>
-      <w:proofErr w:type="spellStart"/>
-      <w:r>
-        <w:rPr>
-          <w:rFonts w:cs="Times New Roman"/>
-          <w:sz w:val="26"/>
-          <w:szCs w:val="26"/>
-        </w:rPr>
-        <w:t>nhóm</w:t>
-      </w:r>
-      <w:proofErr w:type="spellEnd"/>
-      <w:r>
-        <w:rPr>
-          <w:rFonts w:cs="Times New Roman"/>
-          <w:sz w:val="26"/>
-          <w:szCs w:val="26"/>
-        </w:rPr>
-        <w:t xml:space="preserve"> </w:t>
-      </w:r>
-      <w:proofErr w:type="spellStart"/>
-      <w:r>
-        <w:rPr>
-          <w:rFonts w:cs="Times New Roman"/>
-          <w:sz w:val="26"/>
-          <w:szCs w:val="26"/>
-        </w:rPr>
-        <w:t>đã</w:t>
-      </w:r>
-      <w:proofErr w:type="spellEnd"/>
-      <w:r>
-        <w:rPr>
-          <w:rFonts w:cs="Times New Roman"/>
-          <w:sz w:val="26"/>
-          <w:szCs w:val="26"/>
-        </w:rPr>
-        <w:t xml:space="preserve"> </w:t>
-      </w:r>
-      <w:proofErr w:type="spellStart"/>
-      <w:r>
-        <w:rPr>
-          <w:rFonts w:cs="Times New Roman"/>
-          <w:sz w:val="26"/>
-          <w:szCs w:val="26"/>
-        </w:rPr>
-        <w:t>khảo</w:t>
-      </w:r>
-      <w:proofErr w:type="spellEnd"/>
-      <w:r>
-        <w:rPr>
-          <w:rFonts w:cs="Times New Roman"/>
-          <w:sz w:val="26"/>
-          <w:szCs w:val="26"/>
-        </w:rPr>
-        <w:t xml:space="preserve"> </w:t>
-      </w:r>
-      <w:proofErr w:type="spellStart"/>
-      <w:r>
-        <w:rPr>
-          <w:rFonts w:cs="Times New Roman"/>
-          <w:sz w:val="26"/>
-          <w:szCs w:val="26"/>
-        </w:rPr>
-        <w:t>sát</w:t>
-      </w:r>
-      <w:proofErr w:type="spellEnd"/>
-      <w:r>
-        <w:rPr>
-          <w:rFonts w:cs="Times New Roman"/>
-          <w:sz w:val="26"/>
-          <w:szCs w:val="26"/>
-        </w:rPr>
-        <w:t xml:space="preserve"> </w:t>
-      </w:r>
-      <w:proofErr w:type="spellStart"/>
-      <w:r>
-        <w:rPr>
-          <w:rFonts w:cs="Times New Roman"/>
-          <w:sz w:val="26"/>
-          <w:szCs w:val="26"/>
-        </w:rPr>
-        <w:t>thực</w:t>
-      </w:r>
-      <w:proofErr w:type="spellEnd"/>
-      <w:r>
-        <w:rPr>
-          <w:rFonts w:cs="Times New Roman"/>
-          <w:sz w:val="26"/>
-          <w:szCs w:val="26"/>
-        </w:rPr>
-        <w:t xml:space="preserve"> </w:t>
-      </w:r>
-      <w:proofErr w:type="spellStart"/>
-      <w:r>
-        <w:rPr>
-          <w:rFonts w:cs="Times New Roman"/>
-          <w:sz w:val="26"/>
-          <w:szCs w:val="26"/>
-        </w:rPr>
-        <w:t>tế</w:t>
-      </w:r>
-      <w:proofErr w:type="spellEnd"/>
-      <w:r>
-        <w:rPr>
-          <w:rFonts w:cs="Times New Roman"/>
-          <w:sz w:val="26"/>
-          <w:szCs w:val="26"/>
-        </w:rPr>
-        <w:t xml:space="preserve"> </w:t>
-      </w:r>
-      <w:proofErr w:type="spellStart"/>
-      <w:r>
-        <w:rPr>
-          <w:rFonts w:cs="Times New Roman"/>
-          <w:sz w:val="26"/>
-          <w:szCs w:val="26"/>
-        </w:rPr>
-        <w:t>tại</w:t>
-      </w:r>
-      <w:proofErr w:type="spellEnd"/>
-      <w:r>
-        <w:rPr>
-          <w:rFonts w:cs="Times New Roman"/>
-          <w:sz w:val="26"/>
-          <w:szCs w:val="26"/>
-        </w:rPr>
-        <w:t xml:space="preserve"> </w:t>
-      </w:r>
-      <w:proofErr w:type="spellStart"/>
-      <w:r>
-        <w:rPr>
-          <w:rFonts w:cs="Times New Roman"/>
-          <w:sz w:val="26"/>
-          <w:szCs w:val="26"/>
-        </w:rPr>
-        <w:t>một</w:t>
-      </w:r>
-      <w:proofErr w:type="spellEnd"/>
-      <w:r>
-        <w:rPr>
-          <w:rFonts w:cs="Times New Roman"/>
-          <w:sz w:val="26"/>
-          <w:szCs w:val="26"/>
-        </w:rPr>
-        <w:t xml:space="preserve"> </w:t>
-      </w:r>
-      <w:proofErr w:type="spellStart"/>
-      <w:r>
-        <w:rPr>
-          <w:rFonts w:cs="Times New Roman"/>
-          <w:sz w:val="26"/>
-          <w:szCs w:val="26"/>
-        </w:rPr>
-        <w:t>đơn</w:t>
-      </w:r>
-      <w:proofErr w:type="spellEnd"/>
-      <w:r>
-        <w:rPr>
-          <w:rFonts w:cs="Times New Roman"/>
-          <w:sz w:val="26"/>
-          <w:szCs w:val="26"/>
-        </w:rPr>
-        <w:t xml:space="preserve"> </w:t>
-      </w:r>
-      <w:proofErr w:type="spellStart"/>
-      <w:r>
-        <w:rPr>
-          <w:rFonts w:cs="Times New Roman"/>
-          <w:sz w:val="26"/>
-          <w:szCs w:val="26"/>
-        </w:rPr>
-        <w:t>vị</w:t>
-      </w:r>
-      <w:proofErr w:type="spellEnd"/>
-      <w:r>
-        <w:rPr>
-          <w:rFonts w:cs="Times New Roman"/>
-          <w:sz w:val="26"/>
-          <w:szCs w:val="26"/>
-        </w:rPr>
-        <w:t xml:space="preserve"> </w:t>
-      </w:r>
-      <w:proofErr w:type="spellStart"/>
-      <w:r>
-        <w:rPr>
-          <w:rFonts w:cs="Times New Roman"/>
-          <w:sz w:val="26"/>
-          <w:szCs w:val="26"/>
-        </w:rPr>
-        <w:t>nếu</w:t>
-      </w:r>
-      <w:proofErr w:type="spellEnd"/>
-      <w:r>
-        <w:rPr>
-          <w:rFonts w:cs="Times New Roman"/>
-          <w:sz w:val="26"/>
-          <w:szCs w:val="26"/>
-        </w:rPr>
-        <w:t xml:space="preserve"> </w:t>
-      </w:r>
-      <w:proofErr w:type="spellStart"/>
-      <w:r>
-        <w:rPr>
-          <w:rFonts w:cs="Times New Roman"/>
-          <w:sz w:val="26"/>
-          <w:szCs w:val="26"/>
-        </w:rPr>
-        <w:t>chưa</w:t>
-      </w:r>
-      <w:proofErr w:type="spellEnd"/>
-      <w:r>
-        <w:rPr>
-          <w:rFonts w:cs="Times New Roman"/>
-          <w:sz w:val="26"/>
-          <w:szCs w:val="26"/>
-        </w:rPr>
-        <w:t xml:space="preserve"> </w:t>
-      </w:r>
-      <w:proofErr w:type="spellStart"/>
-      <w:r>
-        <w:rPr>
-          <w:rFonts w:cs="Times New Roman"/>
-          <w:sz w:val="26"/>
-          <w:szCs w:val="26"/>
-        </w:rPr>
-        <w:t>thực</w:t>
-      </w:r>
-      <w:proofErr w:type="spellEnd"/>
-      <w:r>
-        <w:rPr>
-          <w:rFonts w:cs="Times New Roman"/>
-          <w:sz w:val="26"/>
-          <w:szCs w:val="26"/>
-        </w:rPr>
-        <w:t xml:space="preserve"> </w:t>
-      </w:r>
-      <w:proofErr w:type="spellStart"/>
-      <w:r>
-        <w:rPr>
-          <w:rFonts w:cs="Times New Roman"/>
-          <w:sz w:val="26"/>
-          <w:szCs w:val="26"/>
-        </w:rPr>
-        <w:t>hiện</w:t>
       </w:r>
       <w:proofErr w:type="spellEnd"/>
       <w:r>
@@ -4444,6 +4118,7 @@
     <w:p>
       <w:pPr>
         <w:pStyle w:val="Heading2"/>
+        <w:spacing w:before="0" w:after="0" w:line="360" w:lineRule="auto"/>
       </w:pPr>
       <w:r>
         <w:t xml:space="preserve">4.3. Các </w:t>
@@ -4481,7 +4156,7 @@
     <w:p>
       <w:pPr>
         <w:pStyle w:val="Heading3"/>
-        <w:spacing w:after="120"/>
+        <w:spacing w:before="0" w:after="0" w:line="360" w:lineRule="auto"/>
       </w:pPr>
       <w:r>
         <w:t xml:space="preserve">4.3.1. </w:t>
@@ -4518,7 +4193,7 @@
     </w:p>
     <w:p>
       <w:pPr>
-        <w:spacing w:after="120"/>
+        <w:spacing w:after="0" w:line="360" w:lineRule="auto"/>
         <w:jc w:val="both"/>
         <w:rPr>
           <w:rFonts w:cs="Times New Roman"/>
@@ -5358,7 +5033,7 @@
     <w:p>
       <w:pPr>
         <w:pStyle w:val="Heading3"/>
-        <w:spacing w:after="120"/>
+        <w:spacing w:before="0" w:after="0" w:line="360" w:lineRule="auto"/>
       </w:pPr>
       <w:r>
         <w:t xml:space="preserve">4.3.2. </w:t>
@@ -5411,7 +5086,7 @@
     </w:p>
     <w:p>
       <w:pPr>
-        <w:spacing w:after="120"/>
+        <w:spacing w:after="0" w:line="360" w:lineRule="auto"/>
         <w:jc w:val="both"/>
         <w:rPr>
           <w:rFonts w:cs="Times New Roman"/>
@@ -5944,7 +5619,7 @@
     </w:p>
     <w:p>
       <w:pPr>
-        <w:spacing w:after="120"/>
+        <w:spacing w:after="0" w:line="360" w:lineRule="auto"/>
         <w:jc w:val="both"/>
         <w:rPr>
           <w:rFonts w:cs="Times New Roman"/>
@@ -6252,7 +5927,7 @@
     <w:p>
       <w:pPr>
         <w:pStyle w:val="Heading3"/>
-        <w:spacing w:after="120"/>
+        <w:spacing w:before="0" w:after="0" w:line="360" w:lineRule="auto"/>
       </w:pPr>
       <w:r>
         <w:t xml:space="preserve">4.3.3. </w:t>
@@ -6281,7 +5956,7 @@
     </w:p>
     <w:p>
       <w:pPr>
-        <w:spacing w:after="120"/>
+        <w:spacing w:after="0" w:line="360" w:lineRule="auto"/>
         <w:jc w:val="both"/>
         <w:rPr>
           <w:rFonts w:cs="Times New Roman"/>
@@ -6779,6 +6454,7 @@
     <w:p>
       <w:pPr>
         <w:pStyle w:val="Heading2"/>
+        <w:spacing w:before="0" w:after="0" w:line="360" w:lineRule="auto"/>
       </w:pPr>
       <w:r>
         <w:lastRenderedPageBreak/>
@@ -6841,7 +6517,7 @@
     <w:p>
       <w:pPr>
         <w:pStyle w:val="Heading3"/>
-        <w:spacing w:after="120"/>
+        <w:spacing w:before="0" w:after="0" w:line="360" w:lineRule="auto"/>
       </w:pPr>
       <w:r>
         <w:t xml:space="preserve">4.4.1. </w:t>
@@ -6883,7 +6559,7 @@
           <w:ilvl w:val="0"/>
           <w:numId w:val="3"/>
         </w:numPr>
-        <w:spacing w:after="120"/>
+        <w:spacing w:after="0" w:line="360" w:lineRule="auto"/>
         <w:ind w:left="709"/>
         <w:jc w:val="both"/>
         <w:rPr>
@@ -6980,7 +6656,7 @@
           <w:ilvl w:val="0"/>
           <w:numId w:val="3"/>
         </w:numPr>
-        <w:spacing w:after="120"/>
+        <w:spacing w:after="0" w:line="360" w:lineRule="auto"/>
         <w:ind w:left="709"/>
         <w:jc w:val="both"/>
         <w:rPr>
@@ -7087,7 +6763,7 @@
           <w:ilvl w:val="0"/>
           <w:numId w:val="3"/>
         </w:numPr>
-        <w:spacing w:after="120"/>
+        <w:spacing w:after="0" w:line="360" w:lineRule="auto"/>
         <w:ind w:left="709"/>
         <w:jc w:val="both"/>
         <w:rPr>
@@ -7194,7 +6870,7 @@
           <w:ilvl w:val="0"/>
           <w:numId w:val="3"/>
         </w:numPr>
-        <w:spacing w:after="120"/>
+        <w:spacing w:after="0" w:line="360" w:lineRule="auto"/>
         <w:ind w:left="709"/>
         <w:jc w:val="both"/>
         <w:rPr>
@@ -7255,7 +6931,7 @@
           <w:ilvl w:val="0"/>
           <w:numId w:val="3"/>
         </w:numPr>
-        <w:spacing w:after="120"/>
+        <w:spacing w:after="0" w:line="360" w:lineRule="auto"/>
         <w:ind w:left="709"/>
         <w:jc w:val="both"/>
         <w:rPr>
@@ -7398,7 +7074,7 @@
           <w:ilvl w:val="0"/>
           <w:numId w:val="3"/>
         </w:numPr>
-        <w:spacing w:after="120"/>
+        <w:spacing w:after="0" w:line="360" w:lineRule="auto"/>
         <w:ind w:left="709"/>
         <w:jc w:val="both"/>
         <w:rPr>
@@ -7595,7 +7271,7 @@
           <w:ilvl w:val="0"/>
           <w:numId w:val="3"/>
         </w:numPr>
-        <w:spacing w:after="120"/>
+        <w:spacing w:after="0" w:line="360" w:lineRule="auto"/>
         <w:ind w:left="709"/>
         <w:jc w:val="both"/>
         <w:rPr>
@@ -7752,7 +7428,7 @@
     <w:p>
       <w:pPr>
         <w:pStyle w:val="Heading3"/>
-        <w:spacing w:after="120"/>
+        <w:spacing w:before="0" w:after="0" w:line="360" w:lineRule="auto"/>
       </w:pPr>
       <w:r>
         <w:t xml:space="preserve">4.4.2. </w:t>
@@ -7794,7 +7470,7 @@
           <w:ilvl w:val="0"/>
           <w:numId w:val="4"/>
         </w:numPr>
-        <w:spacing w:after="120"/>
+        <w:spacing w:after="0" w:line="360" w:lineRule="auto"/>
         <w:ind w:left="709"/>
         <w:jc w:val="both"/>
         <w:rPr>
@@ -7927,7 +7603,7 @@
           <w:ilvl w:val="0"/>
           <w:numId w:val="4"/>
         </w:numPr>
-        <w:spacing w:after="120"/>
+        <w:spacing w:after="0" w:line="360" w:lineRule="auto"/>
         <w:ind w:left="709"/>
         <w:jc w:val="both"/>
         <w:rPr>
@@ -8052,7 +7728,7 @@
           <w:ilvl w:val="0"/>
           <w:numId w:val="4"/>
         </w:numPr>
-        <w:spacing w:after="120"/>
+        <w:spacing w:after="0" w:line="360" w:lineRule="auto"/>
         <w:ind w:left="709"/>
         <w:jc w:val="both"/>
         <w:rPr>
@@ -8141,7 +7817,7 @@
           <w:ilvl w:val="0"/>
           <w:numId w:val="4"/>
         </w:numPr>
-        <w:spacing w:after="120"/>
+        <w:spacing w:after="0" w:line="360" w:lineRule="auto"/>
         <w:ind w:left="709"/>
         <w:jc w:val="both"/>
         <w:rPr>
@@ -8230,7 +7906,7 @@
           <w:ilvl w:val="0"/>
           <w:numId w:val="4"/>
         </w:numPr>
-        <w:spacing w:after="120"/>
+        <w:spacing w:after="0" w:line="360" w:lineRule="auto"/>
         <w:ind w:left="709"/>
         <w:jc w:val="both"/>
         <w:rPr>
@@ -8363,7 +8039,7 @@
           <w:ilvl w:val="0"/>
           <w:numId w:val="4"/>
         </w:numPr>
-        <w:spacing w:after="120"/>
+        <w:spacing w:after="0" w:line="360" w:lineRule="auto"/>
         <w:ind w:left="709"/>
         <w:jc w:val="both"/>
         <w:rPr>
@@ -8470,7 +8146,7 @@
           <w:ilvl w:val="0"/>
           <w:numId w:val="4"/>
         </w:numPr>
-        <w:spacing w:after="120"/>
+        <w:spacing w:after="0" w:line="360" w:lineRule="auto"/>
         <w:ind w:left="709"/>
         <w:jc w:val="both"/>
         <w:rPr>
@@ -8591,6 +8267,7 @@
     <w:p>
       <w:pPr>
         <w:pStyle w:val="Heading2"/>
+        <w:spacing w:before="0" w:after="0" w:line="360" w:lineRule="auto"/>
       </w:pPr>
       <w:r>
         <w:t xml:space="preserve">4.5. </w:t>
@@ -8660,7 +8337,7 @@
     <w:p>
       <w:pPr>
         <w:pStyle w:val="Heading3"/>
-        <w:spacing w:after="120"/>
+        <w:spacing w:before="0" w:after="0" w:line="360" w:lineRule="auto"/>
       </w:pPr>
       <w:r>
         <w:t xml:space="preserve">4.5.1. </w:t>
@@ -8705,7 +8382,7 @@
     </w:p>
     <w:p>
       <w:pPr>
-        <w:spacing w:after="120"/>
+        <w:spacing w:after="0" w:line="360" w:lineRule="auto"/>
         <w:jc w:val="both"/>
         <w:rPr>
           <w:rFonts w:cs="Times New Roman"/>
@@ -9534,7 +9211,7 @@
     </w:p>
     <w:p>
       <w:pPr>
-        <w:spacing w:after="120"/>
+        <w:spacing w:after="0" w:line="360" w:lineRule="auto"/>
         <w:jc w:val="both"/>
         <w:rPr>
           <w:rFonts w:cs="Times New Roman"/>
@@ -10445,7 +10122,7 @@
     </w:p>
     <w:p>
       <w:pPr>
-        <w:spacing w:after="120"/>
+        <w:spacing w:after="0" w:line="360" w:lineRule="auto"/>
         <w:jc w:val="both"/>
         <w:rPr>
           <w:rFonts w:cs="Times New Roman"/>
@@ -11166,7 +10843,7 @@
     </w:p>
     <w:p>
       <w:pPr>
-        <w:spacing w:after="120"/>
+        <w:spacing w:after="0" w:line="360" w:lineRule="auto"/>
         <w:rPr>
           <w:rFonts w:cs="Times New Roman"/>
           <w:sz w:val="26"/>
@@ -11185,7 +10862,7 @@
     <w:p>
       <w:pPr>
         <w:pStyle w:val="Heading3"/>
-        <w:spacing w:after="120"/>
+        <w:spacing w:before="0" w:after="0" w:line="360" w:lineRule="auto"/>
       </w:pPr>
       <w:r>
         <w:lastRenderedPageBreak/>
@@ -11260,7 +10937,7 @@
           </w:tcPr>
           <w:p>
             <w:pPr>
-              <w:spacing w:after="120" w:line="278" w:lineRule="auto"/>
+              <w:spacing w:line="360" w:lineRule="auto"/>
               <w:jc w:val="center"/>
               <w:rPr>
                 <w:rFonts w:cs="Times New Roman"/>
@@ -11290,7 +10967,7 @@
           </w:tcPr>
           <w:p>
             <w:pPr>
-              <w:spacing w:after="120" w:line="278" w:lineRule="auto"/>
+              <w:spacing w:line="360" w:lineRule="auto"/>
               <w:jc w:val="center"/>
               <w:rPr>
                 <w:rFonts w:cs="Times New Roman"/>
@@ -11344,7 +11021,7 @@
           </w:tcPr>
           <w:p>
             <w:pPr>
-              <w:spacing w:after="120" w:line="278" w:lineRule="auto"/>
+              <w:spacing w:line="360" w:lineRule="auto"/>
               <w:jc w:val="center"/>
               <w:rPr>
                 <w:rFonts w:cs="Times New Roman"/>
@@ -11398,7 +11075,7 @@
           </w:tcPr>
           <w:p>
             <w:pPr>
-              <w:spacing w:after="120" w:line="278" w:lineRule="auto"/>
+              <w:spacing w:line="360" w:lineRule="auto"/>
               <w:jc w:val="center"/>
               <w:rPr>
                 <w:rFonts w:cs="Times New Roman"/>
@@ -11496,7 +11173,7 @@
           </w:tcPr>
           <w:p>
             <w:pPr>
-              <w:spacing w:after="120" w:line="278" w:lineRule="auto"/>
+              <w:spacing w:line="360" w:lineRule="auto"/>
               <w:jc w:val="center"/>
               <w:rPr>
                 <w:rFonts w:cs="Times New Roman"/>
@@ -11594,7 +11271,7 @@
           </w:tcPr>
           <w:p>
             <w:pPr>
-              <w:spacing w:after="120" w:line="278" w:lineRule="auto"/>
+              <w:spacing w:line="360" w:lineRule="auto"/>
               <w:jc w:val="center"/>
               <w:rPr>
                 <w:rFonts w:cs="Times New Roman"/>
@@ -11650,7 +11327,7 @@
           </w:tcPr>
           <w:p>
             <w:pPr>
-              <w:spacing w:after="120" w:line="278" w:lineRule="auto"/>
+              <w:spacing w:line="360" w:lineRule="auto"/>
               <w:rPr>
                 <w:rFonts w:cs="Times New Roman"/>
                 <w:sz w:val="26"/>
@@ -11675,7 +11352,7 @@
           </w:tcPr>
           <w:p>
             <w:pPr>
-              <w:spacing w:after="120" w:line="278" w:lineRule="auto"/>
+              <w:spacing w:line="360" w:lineRule="auto"/>
               <w:rPr>
                 <w:rFonts w:cs="Times New Roman"/>
                 <w:sz w:val="26"/>
@@ -11756,7 +11433,7 @@
           </w:tcPr>
           <w:p>
             <w:pPr>
-              <w:spacing w:after="120" w:line="278" w:lineRule="auto"/>
+              <w:spacing w:line="360" w:lineRule="auto"/>
               <w:rPr>
                 <w:rFonts w:cs="Times New Roman"/>
                 <w:sz w:val="26"/>
@@ -11927,7 +11604,7 @@
           </w:tcPr>
           <w:p>
             <w:pPr>
-              <w:spacing w:after="120" w:line="278" w:lineRule="auto"/>
+              <w:spacing w:line="360" w:lineRule="auto"/>
               <w:rPr>
                 <w:rFonts w:cs="Times New Roman"/>
                 <w:sz w:val="26"/>
@@ -12062,7 +11739,7 @@
           </w:tcPr>
           <w:p>
             <w:pPr>
-              <w:spacing w:after="120" w:line="278" w:lineRule="auto"/>
+              <w:spacing w:line="360" w:lineRule="auto"/>
               <w:rPr>
                 <w:rFonts w:cs="Times New Roman"/>
                 <w:sz w:val="26"/>
@@ -12143,7 +11820,7 @@
           </w:tcPr>
           <w:p>
             <w:pPr>
-              <w:spacing w:after="120" w:line="278" w:lineRule="auto"/>
+              <w:spacing w:line="360" w:lineRule="auto"/>
               <w:rPr>
                 <w:rFonts w:cs="Times New Roman"/>
                 <w:sz w:val="26"/>
@@ -12342,7 +12019,7 @@
           </w:tcPr>
           <w:p>
             <w:pPr>
-              <w:spacing w:after="120" w:line="278" w:lineRule="auto"/>
+              <w:spacing w:line="360" w:lineRule="auto"/>
               <w:rPr>
                 <w:rFonts w:cs="Times New Roman"/>
                 <w:sz w:val="26"/>
@@ -12367,7 +12044,7 @@
           </w:tcPr>
           <w:p>
             <w:pPr>
-              <w:spacing w:after="120" w:line="278" w:lineRule="auto"/>
+              <w:spacing w:line="360" w:lineRule="auto"/>
               <w:rPr>
                 <w:rFonts w:cs="Times New Roman"/>
                 <w:sz w:val="26"/>
@@ -12448,7 +12125,7 @@
           </w:tcPr>
           <w:p>
             <w:pPr>
-              <w:spacing w:after="120" w:line="278" w:lineRule="auto"/>
+              <w:spacing w:line="360" w:lineRule="auto"/>
               <w:rPr>
                 <w:rFonts w:cs="Times New Roman"/>
                 <w:sz w:val="26"/>
@@ -12691,7 +12368,7 @@
           </w:tcPr>
           <w:p>
             <w:pPr>
-              <w:spacing w:after="120" w:line="278" w:lineRule="auto"/>
+              <w:spacing w:line="360" w:lineRule="auto"/>
               <w:rPr>
                 <w:rFonts w:cs="Times New Roman"/>
                 <w:sz w:val="26"/>
@@ -12844,7 +12521,7 @@
           </w:tcPr>
           <w:p>
             <w:pPr>
-              <w:spacing w:after="120" w:line="278" w:lineRule="auto"/>
+              <w:spacing w:line="360" w:lineRule="auto"/>
               <w:rPr>
                 <w:rFonts w:cs="Times New Roman"/>
                 <w:sz w:val="26"/>
@@ -12969,7 +12646,7 @@
           </w:tcPr>
           <w:p>
             <w:pPr>
-              <w:spacing w:after="120" w:line="278" w:lineRule="auto"/>
+              <w:spacing w:line="360" w:lineRule="auto"/>
               <w:rPr>
                 <w:rFonts w:cs="Times New Roman"/>
                 <w:sz w:val="26"/>
@@ -13088,7 +12765,7 @@
           </w:tcPr>
           <w:p>
             <w:pPr>
-              <w:spacing w:after="120" w:line="278" w:lineRule="auto"/>
+              <w:spacing w:line="360" w:lineRule="auto"/>
               <w:rPr>
                 <w:rFonts w:cs="Times New Roman"/>
                 <w:sz w:val="26"/>
@@ -13113,7 +12790,7 @@
           </w:tcPr>
           <w:p>
             <w:pPr>
-              <w:spacing w:after="120" w:line="278" w:lineRule="auto"/>
+              <w:spacing w:line="360" w:lineRule="auto"/>
               <w:rPr>
                 <w:rFonts w:cs="Times New Roman"/>
                 <w:sz w:val="26"/>
@@ -13176,7 +12853,7 @@
           </w:tcPr>
           <w:p>
             <w:pPr>
-              <w:spacing w:after="120" w:line="278" w:lineRule="auto"/>
+              <w:spacing w:line="360" w:lineRule="auto"/>
               <w:rPr>
                 <w:rFonts w:cs="Times New Roman"/>
                 <w:sz w:val="26"/>
@@ -13347,7 +13024,7 @@
           </w:tcPr>
           <w:p>
             <w:pPr>
-              <w:spacing w:after="120" w:line="278" w:lineRule="auto"/>
+              <w:spacing w:line="360" w:lineRule="auto"/>
               <w:rPr>
                 <w:rFonts w:cs="Times New Roman"/>
                 <w:sz w:val="26"/>
@@ -13454,7 +13131,7 @@
           </w:tcPr>
           <w:p>
             <w:pPr>
-              <w:spacing w:after="120" w:line="278" w:lineRule="auto"/>
+              <w:spacing w:line="360" w:lineRule="auto"/>
               <w:rPr>
                 <w:rFonts w:cs="Times New Roman"/>
                 <w:sz w:val="26"/>
@@ -13625,7 +13302,7 @@
           </w:tcPr>
           <w:p>
             <w:pPr>
-              <w:spacing w:after="120" w:line="278" w:lineRule="auto"/>
+              <w:spacing w:line="360" w:lineRule="auto"/>
               <w:rPr>
                 <w:rFonts w:cs="Times New Roman"/>
                 <w:sz w:val="26"/>
@@ -13734,7 +13411,7 @@
           </w:tcPr>
           <w:p>
             <w:pPr>
-              <w:spacing w:after="120" w:line="278" w:lineRule="auto"/>
+              <w:spacing w:line="360" w:lineRule="auto"/>
               <w:rPr>
                 <w:rFonts w:cs="Times New Roman"/>
                 <w:sz w:val="26"/>
@@ -13759,7 +13436,7 @@
           </w:tcPr>
           <w:p>
             <w:pPr>
-              <w:spacing w:after="120" w:line="278" w:lineRule="auto"/>
+              <w:spacing w:line="360" w:lineRule="auto"/>
               <w:rPr>
                 <w:rFonts w:cs="Times New Roman"/>
                 <w:sz w:val="26"/>
@@ -13822,7 +13499,7 @@
           </w:tcPr>
           <w:p>
             <w:pPr>
-              <w:spacing w:after="120" w:line="278" w:lineRule="auto"/>
+              <w:spacing w:line="360" w:lineRule="auto"/>
               <w:rPr>
                 <w:rFonts w:cs="Times New Roman"/>
                 <w:sz w:val="26"/>
@@ -14047,7 +13724,7 @@
           </w:tcPr>
           <w:p>
             <w:pPr>
-              <w:spacing w:after="120" w:line="278" w:lineRule="auto"/>
+              <w:spacing w:line="360" w:lineRule="auto"/>
               <w:rPr>
                 <w:rFonts w:cs="Times New Roman"/>
                 <w:sz w:val="26"/>
@@ -14110,7 +13787,7 @@
           </w:tcPr>
           <w:p>
             <w:pPr>
-              <w:spacing w:after="120" w:line="278" w:lineRule="auto"/>
+              <w:spacing w:line="360" w:lineRule="auto"/>
               <w:rPr>
                 <w:rFonts w:cs="Times New Roman"/>
                 <w:sz w:val="26"/>
@@ -14209,7 +13886,7 @@
           </w:tcPr>
           <w:p>
             <w:pPr>
-              <w:spacing w:after="120" w:line="278" w:lineRule="auto"/>
+              <w:spacing w:line="360" w:lineRule="auto"/>
               <w:rPr>
                 <w:rFonts w:cs="Times New Roman"/>
                 <w:sz w:val="26"/>
@@ -14418,7 +14095,7 @@
           </w:tcPr>
           <w:p>
             <w:pPr>
-              <w:spacing w:after="120" w:line="278" w:lineRule="auto"/>
+              <w:spacing w:line="360" w:lineRule="auto"/>
               <w:rPr>
                 <w:rFonts w:cs="Times New Roman"/>
                 <w:sz w:val="26"/>
@@ -14443,7 +14120,7 @@
           </w:tcPr>
           <w:p>
             <w:pPr>
-              <w:spacing w:after="120" w:line="278" w:lineRule="auto"/>
+              <w:spacing w:line="360" w:lineRule="auto"/>
               <w:rPr>
                 <w:rFonts w:cs="Times New Roman"/>
                 <w:sz w:val="26"/>
@@ -14506,7 +14183,7 @@
           </w:tcPr>
           <w:p>
             <w:pPr>
-              <w:spacing w:after="120" w:line="278" w:lineRule="auto"/>
+              <w:spacing w:line="360" w:lineRule="auto"/>
               <w:rPr>
                 <w:rFonts w:cs="Times New Roman"/>
                 <w:sz w:val="26"/>
@@ -14641,7 +14318,7 @@
           </w:tcPr>
           <w:p>
             <w:pPr>
-              <w:spacing w:after="120" w:line="278" w:lineRule="auto"/>
+              <w:spacing w:line="360" w:lineRule="auto"/>
               <w:rPr>
                 <w:rFonts w:cs="Times New Roman"/>
                 <w:sz w:val="26"/>
@@ -14758,7 +14435,7 @@
           </w:tcPr>
           <w:p>
             <w:pPr>
-              <w:spacing w:after="120" w:line="278" w:lineRule="auto"/>
+              <w:spacing w:line="360" w:lineRule="auto"/>
               <w:rPr>
                 <w:rFonts w:cs="Times New Roman"/>
                 <w:sz w:val="26"/>
@@ -14857,7 +14534,7 @@
           </w:tcPr>
           <w:p>
             <w:pPr>
-              <w:spacing w:after="120" w:line="278" w:lineRule="auto"/>
+              <w:spacing w:line="360" w:lineRule="auto"/>
               <w:rPr>
                 <w:rFonts w:cs="Times New Roman"/>
                 <w:sz w:val="26"/>
@@ -15048,7 +14725,7 @@
           </w:tcPr>
           <w:p>
             <w:pPr>
-              <w:spacing w:after="120" w:line="278" w:lineRule="auto"/>
+              <w:spacing w:line="360" w:lineRule="auto"/>
               <w:rPr>
                 <w:rFonts w:cs="Times New Roman"/>
                 <w:sz w:val="26"/>
@@ -15073,7 +14750,7 @@
           </w:tcPr>
           <w:p>
             <w:pPr>
-              <w:spacing w:after="120" w:line="278" w:lineRule="auto"/>
+              <w:spacing w:line="360" w:lineRule="auto"/>
               <w:rPr>
                 <w:rFonts w:cs="Times New Roman"/>
                 <w:sz w:val="26"/>
@@ -15136,7 +14813,7 @@
           </w:tcPr>
           <w:p>
             <w:pPr>
-              <w:spacing w:after="120" w:line="278" w:lineRule="auto"/>
+              <w:spacing w:line="360" w:lineRule="auto"/>
               <w:rPr>
                 <w:rFonts w:cs="Times New Roman"/>
                 <w:sz w:val="26"/>
@@ -15307,7 +14984,7 @@
           </w:tcPr>
           <w:p>
             <w:pPr>
-              <w:spacing w:after="120" w:line="278" w:lineRule="auto"/>
+              <w:spacing w:line="360" w:lineRule="auto"/>
               <w:rPr>
                 <w:rFonts w:cs="Times New Roman"/>
                 <w:sz w:val="26"/>
@@ -15370,7 +15047,7 @@
           </w:tcPr>
           <w:p>
             <w:pPr>
-              <w:spacing w:after="120" w:line="278" w:lineRule="auto"/>
+              <w:spacing w:line="360" w:lineRule="auto"/>
               <w:rPr>
                 <w:rFonts w:cs="Times New Roman"/>
                 <w:sz w:val="26"/>
@@ -15459,7 +15136,7 @@
           </w:tcPr>
           <w:p>
             <w:pPr>
-              <w:spacing w:after="120" w:line="278" w:lineRule="auto"/>
+              <w:spacing w:line="360" w:lineRule="auto"/>
               <w:rPr>
                 <w:rFonts w:cs="Times New Roman"/>
                 <w:sz w:val="26"/>
@@ -15586,7 +15263,7 @@
           </w:tcPr>
           <w:p>
             <w:pPr>
-              <w:spacing w:after="120" w:line="278" w:lineRule="auto"/>
+              <w:spacing w:line="360" w:lineRule="auto"/>
               <w:rPr>
                 <w:rFonts w:cs="Times New Roman"/>
                 <w:sz w:val="26"/>
@@ -15599,6 +15276,7 @@
                 <w:sz w:val="26"/>
                 <w:szCs w:val="26"/>
               </w:rPr>
+              <w:lastRenderedPageBreak/>
               <w:t>7</w:t>
             </w:r>
           </w:p>
@@ -15611,7 +15289,7 @@
           </w:tcPr>
           <w:p>
             <w:pPr>
-              <w:spacing w:after="120" w:line="278" w:lineRule="auto"/>
+              <w:spacing w:line="360" w:lineRule="auto"/>
               <w:rPr>
                 <w:rFonts w:cs="Times New Roman"/>
                 <w:sz w:val="26"/>
@@ -15674,7 +15352,7 @@
           </w:tcPr>
           <w:p>
             <w:pPr>
-              <w:spacing w:after="120" w:line="278" w:lineRule="auto"/>
+              <w:spacing w:line="360" w:lineRule="auto"/>
               <w:rPr>
                 <w:rFonts w:cs="Times New Roman"/>
                 <w:sz w:val="26"/>
@@ -15755,7 +15433,7 @@
           </w:tcPr>
           <w:p>
             <w:pPr>
-              <w:spacing w:after="120" w:line="278" w:lineRule="auto"/>
+              <w:spacing w:line="360" w:lineRule="auto"/>
               <w:rPr>
                 <w:rFonts w:cs="Times New Roman"/>
                 <w:sz w:val="26"/>
@@ -15826,7 +15504,7 @@
           </w:tcPr>
           <w:p>
             <w:pPr>
-              <w:spacing w:after="120" w:line="278" w:lineRule="auto"/>
+              <w:spacing w:line="360" w:lineRule="auto"/>
               <w:rPr>
                 <w:rFonts w:cs="Times New Roman"/>
                 <w:sz w:val="26"/>
@@ -15907,7 +15585,7 @@
           </w:tcPr>
           <w:p>
             <w:pPr>
-              <w:spacing w:after="120" w:line="278" w:lineRule="auto"/>
+              <w:spacing w:line="360" w:lineRule="auto"/>
               <w:rPr>
                 <w:rFonts w:cs="Times New Roman"/>
                 <w:sz w:val="26"/>
@@ -16152,7 +15830,7 @@
           </w:tcPr>
           <w:p>
             <w:pPr>
-              <w:spacing w:after="120" w:line="278" w:lineRule="auto"/>
+              <w:spacing w:line="360" w:lineRule="auto"/>
               <w:rPr>
                 <w:rFonts w:cs="Times New Roman"/>
                 <w:sz w:val="26"/>
@@ -16177,7 +15855,7 @@
           </w:tcPr>
           <w:p>
             <w:pPr>
-              <w:spacing w:after="120" w:line="278" w:lineRule="auto"/>
+              <w:spacing w:line="360" w:lineRule="auto"/>
               <w:rPr>
                 <w:rFonts w:cs="Times New Roman"/>
                 <w:sz w:val="26"/>
@@ -16240,7 +15918,7 @@
           </w:tcPr>
           <w:p>
             <w:pPr>
-              <w:spacing w:after="120" w:line="278" w:lineRule="auto"/>
+              <w:spacing w:line="360" w:lineRule="auto"/>
               <w:rPr>
                 <w:rFonts w:cs="Times New Roman"/>
                 <w:sz w:val="26"/>
@@ -16365,7 +16043,7 @@
           </w:tcPr>
           <w:p>
             <w:pPr>
-              <w:spacing w:after="120" w:line="278" w:lineRule="auto"/>
+              <w:spacing w:line="360" w:lineRule="auto"/>
               <w:rPr>
                 <w:rFonts w:cs="Times New Roman"/>
                 <w:sz w:val="26"/>
@@ -16446,7 +16124,7 @@
           </w:tcPr>
           <w:p>
             <w:pPr>
-              <w:spacing w:after="120" w:line="278" w:lineRule="auto"/>
+              <w:spacing w:line="360" w:lineRule="auto"/>
               <w:rPr>
                 <w:rFonts w:cs="Times New Roman"/>
                 <w:sz w:val="26"/>
@@ -16517,7 +16195,7 @@
           </w:tcPr>
           <w:p>
             <w:pPr>
-              <w:spacing w:after="120" w:line="278" w:lineRule="auto"/>
+              <w:spacing w:line="360" w:lineRule="auto"/>
               <w:rPr>
                 <w:rFonts w:cs="Times New Roman"/>
                 <w:sz w:val="26"/>
@@ -16690,7 +16368,7 @@
           </w:tcPr>
           <w:p>
             <w:pPr>
-              <w:spacing w:after="120" w:line="278" w:lineRule="auto"/>
+              <w:spacing w:line="360" w:lineRule="auto"/>
               <w:rPr>
                 <w:rFonts w:cs="Times New Roman"/>
                 <w:sz w:val="26"/>
@@ -16703,7 +16381,6 @@
                 <w:sz w:val="26"/>
                 <w:szCs w:val="26"/>
               </w:rPr>
-              <w:lastRenderedPageBreak/>
               <w:t>9</w:t>
             </w:r>
           </w:p>
@@ -16716,7 +16393,7 @@
           </w:tcPr>
           <w:p>
             <w:pPr>
-              <w:spacing w:after="120" w:line="278" w:lineRule="auto"/>
+              <w:spacing w:line="360" w:lineRule="auto"/>
               <w:rPr>
                 <w:rFonts w:cs="Times New Roman"/>
                 <w:sz w:val="26"/>
@@ -16797,7 +16474,7 @@
           </w:tcPr>
           <w:p>
             <w:pPr>
-              <w:spacing w:after="120" w:line="278" w:lineRule="auto"/>
+              <w:spacing w:line="360" w:lineRule="auto"/>
               <w:rPr>
                 <w:rFonts w:cs="Times New Roman"/>
                 <w:sz w:val="26"/>
@@ -16932,7 +16609,7 @@
           </w:tcPr>
           <w:p>
             <w:pPr>
-              <w:spacing w:after="120" w:line="278" w:lineRule="auto"/>
+              <w:spacing w:line="360" w:lineRule="auto"/>
               <w:rPr>
                 <w:rFonts w:cs="Times New Roman"/>
                 <w:sz w:val="26"/>
@@ -17003,7 +16680,7 @@
           </w:tcPr>
           <w:p>
             <w:pPr>
-              <w:spacing w:after="120" w:line="278" w:lineRule="auto"/>
+              <w:spacing w:line="360" w:lineRule="auto"/>
               <w:rPr>
                 <w:rFonts w:cs="Times New Roman"/>
                 <w:sz w:val="26"/>
@@ -17192,7 +16869,7 @@
           </w:tcPr>
           <w:p>
             <w:pPr>
-              <w:spacing w:after="120" w:line="278" w:lineRule="auto"/>
+              <w:spacing w:line="360" w:lineRule="auto"/>
               <w:rPr>
                 <w:rFonts w:cs="Times New Roman"/>
                 <w:sz w:val="26"/>
@@ -17401,7 +17078,7 @@
           </w:tcPr>
           <w:p>
             <w:pPr>
-              <w:spacing w:after="120" w:line="278" w:lineRule="auto"/>
+              <w:spacing w:line="360" w:lineRule="auto"/>
               <w:rPr>
                 <w:rFonts w:cs="Times New Roman"/>
                 <w:sz w:val="26"/>
@@ -17426,7 +17103,7 @@
           </w:tcPr>
           <w:p>
             <w:pPr>
-              <w:spacing w:after="120" w:line="278" w:lineRule="auto"/>
+              <w:spacing w:line="360" w:lineRule="auto"/>
               <w:rPr>
                 <w:rFonts w:cs="Times New Roman"/>
                 <w:sz w:val="26"/>
@@ -17489,7 +17166,7 @@
           </w:tcPr>
           <w:p>
             <w:pPr>
-              <w:spacing w:after="120" w:line="278" w:lineRule="auto"/>
+              <w:spacing w:line="360" w:lineRule="auto"/>
               <w:rPr>
                 <w:rFonts w:cs="Times New Roman"/>
                 <w:sz w:val="26"/>
@@ -17642,7 +17319,7 @@
           </w:tcPr>
           <w:p>
             <w:pPr>
-              <w:spacing w:after="120" w:line="278" w:lineRule="auto"/>
+              <w:spacing w:line="360" w:lineRule="auto"/>
               <w:rPr>
                 <w:rFonts w:cs="Times New Roman"/>
                 <w:sz w:val="26"/>
@@ -17767,7 +17444,7 @@
           </w:tcPr>
           <w:p>
             <w:pPr>
-              <w:spacing w:after="120" w:line="278" w:lineRule="auto"/>
+              <w:spacing w:line="360" w:lineRule="auto"/>
               <w:rPr>
                 <w:rFonts w:cs="Times New Roman"/>
                 <w:sz w:val="26"/>
@@ -17892,7 +17569,7 @@
           </w:tcPr>
           <w:p>
             <w:pPr>
-              <w:spacing w:after="120" w:line="278" w:lineRule="auto"/>
+              <w:spacing w:line="360" w:lineRule="auto"/>
               <w:rPr>
                 <w:rFonts w:cs="Times New Roman"/>
                 <w:sz w:val="26"/>
@@ -18086,6 +17763,7 @@
     <w:p>
       <w:pPr>
         <w:pStyle w:val="Heading2"/>
+        <w:spacing w:after="0" w:line="360" w:lineRule="auto"/>
       </w:pPr>
       <w:r>
         <w:t xml:space="preserve">4.6. </w:t>
@@ -18125,7 +17803,7 @@
     </w:p>
     <w:p>
       <w:pPr>
-        <w:spacing w:after="120"/>
+        <w:spacing w:after="0" w:line="360" w:lineRule="auto"/>
         <w:jc w:val="both"/>
         <w:rPr>
           <w:rFonts w:cs="Times New Roman"/>
@@ -18141,6 +17819,7 @@
           <w:rFonts w:cs="Times New Roman"/>
           <w:b/>
           <w:bCs/>
+          <w:noProof/>
           <w:sz w:val="26"/>
           <w:szCs w:val="26"/>
           <w:lang w:val="vi-VN"/>
@@ -18185,7 +17864,7 @@
     <w:p>
       <w:pPr>
         <w:pStyle w:val="Caption"/>
-        <w:spacing w:after="120"/>
+        <w:spacing w:after="0" w:line="360" w:lineRule="auto"/>
         <w:rPr>
           <w:rFonts w:cs="Times New Roman"/>
           <w:b/>
@@ -18202,24 +17881,14 @@
       <w:r>
         <w:t xml:space="preserve"> </w:t>
       </w:r>
-      <w:r>
-        <w:fldChar w:fldCharType="begin"/>
-      </w:r>
-      <w:r>
-        <w:instrText xml:space="preserve"> SEQ Hình \* ARABIC </w:instrText>
-      </w:r>
-      <w:r>
-        <w:fldChar w:fldCharType="separate"/>
-      </w:r>
-      <w:r>
-        <w:rPr>
-          <w:noProof/>
-        </w:rPr>
-        <w:t>1</w:t>
-      </w:r>
-      <w:r>
-        <w:fldChar w:fldCharType="end"/>
-      </w:r>
+      <w:fldSimple w:instr=" SEQ Hình \* ARABIC ">
+        <w:r>
+          <w:rPr>
+            <w:noProof/>
+          </w:rPr>
+          <w:t>1</w:t>
+        </w:r>
+      </w:fldSimple>
       <w:r>
         <w:rPr>
           <w:lang w:val="vi-VN"/>
@@ -18236,8 +17905,10 @@
     <w:p>
       <w:pPr>
         <w:pStyle w:val="Heading2"/>
+        <w:spacing w:before="0" w:after="0" w:line="360" w:lineRule="auto"/>
       </w:pPr>
       <w:r>
+        <w:lastRenderedPageBreak/>
         <w:t xml:space="preserve">4.7. Các </w:t>
       </w:r>
       <w:proofErr w:type="spellStart"/>
@@ -18297,7 +17968,7 @@
     <w:p>
       <w:pPr>
         <w:pStyle w:val="Heading3"/>
-        <w:spacing w:after="120"/>
+        <w:spacing w:before="0" w:after="0" w:line="360" w:lineRule="auto"/>
       </w:pPr>
       <w:r>
         <w:t xml:space="preserve">4.7.1. </w:t>
@@ -18358,7 +18029,7 @@
     </w:p>
     <w:p>
       <w:pPr>
-        <w:spacing w:after="120"/>
+        <w:spacing w:after="0" w:line="360" w:lineRule="auto"/>
         <w:jc w:val="both"/>
         <w:rPr>
           <w:rFonts w:cs="Times New Roman"/>
@@ -18784,7 +18455,7 @@
     <w:p>
       <w:pPr>
         <w:pStyle w:val="Heading3"/>
-        <w:spacing w:after="120"/>
+        <w:spacing w:before="0" w:after="0" w:line="360" w:lineRule="auto"/>
       </w:pPr>
       <w:r>
         <w:t xml:space="preserve">4.7.2. Thông tin </w:t>
@@ -18829,7 +18500,7 @@
     </w:p>
     <w:p>
       <w:pPr>
-        <w:spacing w:after="120"/>
+        <w:spacing w:after="0" w:line="360" w:lineRule="auto"/>
         <w:jc w:val="both"/>
         <w:rPr>
           <w:rFonts w:cs="Times New Roman"/>
@@ -19345,10 +19016,9 @@
     <w:p>
       <w:pPr>
         <w:pStyle w:val="Heading3"/>
-        <w:spacing w:after="120"/>
+        <w:spacing w:before="0" w:after="0" w:line="360" w:lineRule="auto"/>
       </w:pPr>
       <w:r>
-        <w:lastRenderedPageBreak/>
         <w:t xml:space="preserve">4.7.3. </w:t>
       </w:r>
       <w:proofErr w:type="spellStart"/>
@@ -19407,7 +19077,7 @@
     </w:p>
     <w:p>
       <w:pPr>
-        <w:spacing w:after="120"/>
+        <w:spacing w:after="0" w:line="360" w:lineRule="auto"/>
         <w:jc w:val="both"/>
         <w:rPr>
           <w:rFonts w:cs="Times New Roman"/>
@@ -20085,7 +19755,7 @@
     <w:p>
       <w:pPr>
         <w:pStyle w:val="Heading3"/>
-        <w:spacing w:after="120"/>
+        <w:spacing w:before="0" w:after="0" w:line="360" w:lineRule="auto"/>
       </w:pPr>
       <w:r>
         <w:t xml:space="preserve">4.7.4. </w:t>
@@ -20133,7 +19803,7 @@
     </w:p>
     <w:p>
       <w:pPr>
-        <w:spacing w:after="120"/>
+        <w:spacing w:after="0" w:line="360" w:lineRule="auto"/>
         <w:jc w:val="both"/>
         <w:rPr>
           <w:rFonts w:cs="Times New Roman"/>
@@ -20783,7 +20453,7 @@
     <w:p>
       <w:pPr>
         <w:pStyle w:val="Heading3"/>
-        <w:spacing w:after="120"/>
+        <w:spacing w:before="0" w:after="0" w:line="360" w:lineRule="auto"/>
       </w:pPr>
       <w:r>
         <w:t xml:space="preserve">4.7.5. </w:t>
@@ -20828,7 +20498,7 @@
     </w:p>
     <w:p>
       <w:pPr>
-        <w:spacing w:after="120"/>
+        <w:spacing w:after="0" w:line="360" w:lineRule="auto"/>
         <w:jc w:val="both"/>
         <w:rPr>
           <w:rFonts w:cs="Times New Roman"/>
@@ -21398,7 +21068,7 @@
     <w:p>
       <w:pPr>
         <w:pStyle w:val="Heading3"/>
-        <w:spacing w:after="120"/>
+        <w:spacing w:before="0" w:after="0" w:line="360" w:lineRule="auto"/>
       </w:pPr>
       <w:r>
         <w:t xml:space="preserve">4.7.6. </w:t>
@@ -21483,7 +21153,7 @@
     </w:p>
     <w:p>
       <w:pPr>
-        <w:spacing w:after="120"/>
+        <w:spacing w:after="0" w:line="360" w:lineRule="auto"/>
         <w:jc w:val="both"/>
         <w:rPr>
           <w:rFonts w:cs="Times New Roman"/>
@@ -22053,7 +21723,7 @@
     <w:p>
       <w:pPr>
         <w:pStyle w:val="Heading3"/>
-        <w:spacing w:after="120"/>
+        <w:spacing w:before="0" w:after="0" w:line="360" w:lineRule="auto"/>
       </w:pPr>
       <w:r>
         <w:t xml:space="preserve">4.7.7. </w:t>
@@ -22114,7 +21784,7 @@
     </w:p>
     <w:p>
       <w:pPr>
-        <w:spacing w:after="120"/>
+        <w:spacing w:after="0" w:line="360" w:lineRule="auto"/>
         <w:jc w:val="both"/>
         <w:rPr>
           <w:rFonts w:cs="Times New Roman"/>
@@ -22684,6 +22354,7 @@
     <w:p>
       <w:pPr>
         <w:pStyle w:val="Heading2"/>
+        <w:spacing w:before="0" w:after="0" w:line="360" w:lineRule="auto"/>
       </w:pPr>
       <w:r>
         <w:t xml:space="preserve">4.8. </w:t>
@@ -22704,7 +22375,7 @@
     </w:p>
     <w:p>
       <w:pPr>
-        <w:spacing w:after="120"/>
+        <w:spacing w:after="0" w:line="360" w:lineRule="auto"/>
         <w:jc w:val="both"/>
         <w:rPr>
           <w:rFonts w:cs="Times New Roman"/>
@@ -23713,7 +23384,7 @@
     </w:p>
     <w:p>
       <w:pPr>
-        <w:spacing w:after="120"/>
+        <w:spacing w:after="0" w:line="360" w:lineRule="auto"/>
         <w:jc w:val="both"/>
         <w:rPr>
           <w:rFonts w:cs="Times New Roman"/>
@@ -25494,13 +25165,15 @@
     <w:basedOn w:val="Normal"/>
     <w:next w:val="Normal"/>
     <w:link w:val="Heading1Char"/>
+    <w:autoRedefine/>
     <w:uiPriority w:val="9"/>
     <w:qFormat/>
-    <w:rsid w:val="00290ABE"/>
+    <w:rsid w:val="00830769"/>
     <w:pPr>
       <w:keepNext/>
       <w:keepLines/>
       <w:spacing w:before="360" w:after="80"/>
+      <w:jc w:val="center"/>
       <w:outlineLvl w:val="0"/>
     </w:pPr>
     <w:rPr>
@@ -25687,6 +25360,7 @@
   <w:style w:type="character" w:default="1" w:styleId="DefaultParagraphFont">
     <w:name w:val="Default Paragraph Font"/>
     <w:uiPriority w:val="1"/>
+    <w:semiHidden/>
     <w:unhideWhenUsed/>
   </w:style>
   <w:style w:type="table" w:default="1" w:styleId="TableNormal">
@@ -25715,9 +25389,6 @@
     <w:basedOn w:val="Heading1"/>
     <w:qFormat/>
     <w:rsid w:val="00EE6514"/>
-    <w:pPr>
-      <w:jc w:val="center"/>
-    </w:pPr>
     <w:rPr>
       <w:rFonts w:cs="Times New Roman"/>
       <w:sz w:val="24"/>
@@ -25729,7 +25400,7 @@
     <w:basedOn w:val="DefaultParagraphFont"/>
     <w:link w:val="Heading1"/>
     <w:uiPriority w:val="9"/>
-    <w:rsid w:val="00290ABE"/>
+    <w:rsid w:val="00830769"/>
     <w:rPr>
       <w:rFonts w:ascii="Times New Roman" w:eastAsiaTheme="majorEastAsia" w:hAnsi="Times New Roman" w:cstheme="majorBidi"/>
       <w:b/>
